--- a/arbeidskrav/Arbeidskrav3/Arbeidskrav3-rapport.docx
+++ b/arbeidskrav/Arbeidskrav3/Arbeidskrav3-rapport.docx
@@ -157,6 +157,9 @@
     </w:p>
     <w:p>
       <w:r>
+        <w:rPr>
+          <w:noProof/>
+        </w:rPr>
         <w:drawing>
           <wp:inline distT="0" distB="0" distL="0" distR="0" wp14:anchorId="35B96FAC" wp14:editId="137A87C0">
             <wp:extent cx="4211240" cy="4993420"/>
@@ -228,10 +231,74 @@
           <w:u w:val="single"/>
         </w:rPr>
       </w:pPr>
-      <w:r>
+    </w:p>
+    <w:p>
+      <w:pPr>
         <w:rPr>
           <w:u w:val="single"/>
         </w:rPr>
+      </w:pPr>
+    </w:p>
+    <w:p>
+      <w:pPr>
+        <w:rPr>
+          <w:u w:val="single"/>
+        </w:rPr>
+      </w:pPr>
+    </w:p>
+    <w:p>
+      <w:pPr>
+        <w:rPr>
+          <w:u w:val="single"/>
+        </w:rPr>
+      </w:pPr>
+    </w:p>
+    <w:p>
+      <w:pPr>
+        <w:rPr>
+          <w:u w:val="single"/>
+        </w:rPr>
+      </w:pPr>
+    </w:p>
+    <w:p>
+      <w:pPr>
+        <w:rPr>
+          <w:u w:val="single"/>
+        </w:rPr>
+      </w:pPr>
+    </w:p>
+    <w:p>
+      <w:pPr>
+        <w:rPr>
+          <w:u w:val="single"/>
+        </w:rPr>
+      </w:pPr>
+    </w:p>
+    <w:p>
+      <w:pPr>
+        <w:rPr>
+          <w:u w:val="single"/>
+        </w:rPr>
+      </w:pPr>
+    </w:p>
+    <w:p>
+      <w:pPr>
+        <w:rPr>
+          <w:u w:val="single"/>
+        </w:rPr>
+      </w:pPr>
+    </w:p>
+    <w:p>
+      <w:pPr>
+        <w:rPr>
+          <w:u w:val="single"/>
+        </w:rPr>
+      </w:pPr>
+      <w:r>
+        <w:rPr>
+          <w:u w:val="single"/>
+        </w:rPr>
+        <w:lastRenderedPageBreak/>
         <w:t>Hvordan kunstig intelligens løser oppgaven forskjellig fra min kode:</w:t>
       </w:r>
     </w:p>
@@ -381,21 +448,19 @@
       </w:r>
       <w:proofErr w:type="gramEnd"/>
       <w:r>
-        <w:t xml:space="preserve"> et nytt tall </w:t>
-      </w:r>
-      <w:r>
-        <w:lastRenderedPageBreak/>
-        <w:t>inne i funksjonen for hvert kall.</w:t>
+        <w:t xml:space="preserve"> et nytt tall inne i funksjonen for hvert kall.</w:t>
       </w:r>
       <w:r>
         <w:br/>
         <w:t xml:space="preserve">Når det kommer til utskrift så bruker jeg </w:t>
       </w:r>
       <w:proofErr w:type="spellStart"/>
+      <w:proofErr w:type="gramStart"/>
       <w:r>
         <w:t>document.getElementById</w:t>
       </w:r>
       <w:proofErr w:type="spellEnd"/>
+      <w:proofErr w:type="gramEnd"/>
       <w:r>
         <w:t xml:space="preserve"> og skriver ut i html på samme linje, mens KI lager et nytt punkt i lista for hvert tall. </w:t>
       </w:r>
@@ -406,11 +471,33 @@
       </w:r>
     </w:p>
     <w:p/>
+    <w:p/>
+    <w:p/>
+    <w:p/>
+    <w:p/>
+    <w:p/>
     <w:p>
       <w:pPr>
         <w:pStyle w:val="Overskrift1"/>
       </w:pPr>
-      <w:r>
+    </w:p>
+    <w:p>
+      <w:pPr>
+        <w:pStyle w:val="Overskrift1"/>
+      </w:pPr>
+    </w:p>
+    <w:p>
+      <w:pPr>
+        <w:pStyle w:val="Overskrift1"/>
+      </w:pPr>
+    </w:p>
+    <w:p/>
+    <w:p>
+      <w:pPr>
+        <w:pStyle w:val="Overskrift1"/>
+      </w:pPr>
+      <w:r>
+        <w:lastRenderedPageBreak/>
         <w:t>2. Passordgenerator</w:t>
       </w:r>
     </w:p>
@@ -429,6 +516,9 @@
     </w:p>
     <w:p>
       <w:r>
+        <w:rPr>
+          <w:noProof/>
+        </w:rPr>
         <w:drawing>
           <wp:anchor distT="0" distB="0" distL="114300" distR="114300" simplePos="0" relativeHeight="251658240" behindDoc="0" locked="0" layoutInCell="1" allowOverlap="1" wp14:anchorId="1905663B" wp14:editId="01017AFD">
             <wp:simplePos x="0" y="0"/>
@@ -500,7 +590,19 @@
     </w:p>
     <w:p>
       <w:r>
-        <w:t>Planen ble laget i programmet Canvas på nett.</w:t>
+        <w:t xml:space="preserve">Planen ble laget </w:t>
+      </w:r>
+      <w:r>
+        <w:t>med</w:t>
+      </w:r>
+      <w:r>
+        <w:t xml:space="preserve"> programmet Canva</w:t>
+      </w:r>
+      <w:r>
+        <w:t xml:space="preserve">.com </w:t>
+      </w:r>
+      <w:r>
+        <w:t>på nett.</w:t>
       </w:r>
     </w:p>
     <w:p>
@@ -551,13 +653,11 @@
       </w:sdt>
     </w:p>
     <w:p/>
-    <w:p/>
     <w:p>
       <w:pPr>
         <w:pStyle w:val="Overskrift2"/>
       </w:pPr>
       <w:r>
-        <w:lastRenderedPageBreak/>
         <w:t>Oppgave 2.3</w:t>
       </w:r>
     </w:p>
@@ -636,447 +736,577 @@
       </w:sdt>
     </w:p>
     <w:p/>
+    <w:p/>
     <w:p>
       <w:pPr>
         <w:pStyle w:val="Overskrift2"/>
       </w:pPr>
       <w:r>
+        <w:lastRenderedPageBreak/>
         <w:t>Oppgave 2.4</w:t>
       </w:r>
     </w:p>
+    <w:p>
+      <w:pPr>
+        <w:rPr>
+          <w:u w:val="single"/>
+        </w:rPr>
+      </w:pPr>
+      <w:r>
+        <w:rPr>
+          <w:u w:val="single"/>
+        </w:rPr>
+        <w:t>Kode fra KI:</w:t>
+      </w:r>
+    </w:p>
+    <w:p>
+      <w:r>
+        <w:drawing>
+          <wp:inline distT="0" distB="0" distL="0" distR="0" wp14:anchorId="44F0C6BB" wp14:editId="5DF1E92B">
+            <wp:extent cx="5760720" cy="5694680"/>
+            <wp:effectExtent l="0" t="0" r="0" b="1270"/>
+            <wp:docPr id="1709742392" name="Bilde 1" descr="Et bilde som inneholder tekst, skjermbilde, programvare, Multimedieprogramvare&#10;&#10;KI-generert innhold kan være feil."/>
+            <wp:cNvGraphicFramePr>
+              <a:graphicFrameLocks xmlns:a="http://schemas.openxmlformats.org/drawingml/2006/main" noChangeAspect="1"/>
+            </wp:cNvGraphicFramePr>
+            <a:graphic xmlns:a="http://schemas.openxmlformats.org/drawingml/2006/main">
+              <a:graphicData uri="http://schemas.openxmlformats.org/drawingml/2006/picture">
+                <pic:pic xmlns:pic="http://schemas.openxmlformats.org/drawingml/2006/picture">
+                  <pic:nvPicPr>
+                    <pic:cNvPr id="1709742392" name="Bilde 1" descr="Et bilde som inneholder tekst, skjermbilde, programvare, Multimedieprogramvare&#10;&#10;KI-generert innhold kan være feil."/>
+                    <pic:cNvPicPr/>
+                  </pic:nvPicPr>
+                  <pic:blipFill>
+                    <a:blip r:embed="rId10"/>
+                    <a:stretch>
+                      <a:fillRect/>
+                    </a:stretch>
+                  </pic:blipFill>
+                  <pic:spPr>
+                    <a:xfrm>
+                      <a:off x="0" y="0"/>
+                      <a:ext cx="5760720" cy="5694680"/>
+                    </a:xfrm>
+                    <a:prstGeom prst="rect">
+                      <a:avLst/>
+                    </a:prstGeom>
+                  </pic:spPr>
+                </pic:pic>
+              </a:graphicData>
+            </a:graphic>
+          </wp:inline>
+        </w:drawing>
+      </w:r>
+    </w:p>
+    <w:p>
+      <w:sdt>
+        <w:sdtPr>
+          <w:id w:val="1043868127"/>
+          <w:citation/>
+        </w:sdtPr>
+        <w:sdtContent>
+          <w:r>
+            <w:fldChar w:fldCharType="begin"/>
+          </w:r>
+          <w:r>
+            <w:instrText xml:space="preserve"> CITATION Cha25 \l 1044 </w:instrText>
+          </w:r>
+          <w:r>
+            <w:fldChar w:fldCharType="separate"/>
+          </w:r>
+          <w:r>
+            <w:rPr>
+              <w:noProof/>
+            </w:rPr>
+            <w:t>(ChatGPT, 2025)</w:t>
+          </w:r>
+          <w:r>
+            <w:fldChar w:fldCharType="end"/>
+          </w:r>
+        </w:sdtContent>
+      </w:sdt>
+    </w:p>
     <w:p/>
-    <w:p/>
-    <w:p/>
-    <w:p/>
-    <w:p>
-      <w:pPr>
-        <w:pStyle w:val="Overskrift2"/>
-      </w:pPr>
-      <w:r>
-        <w:t>Referanseliste</w:t>
-      </w:r>
-    </w:p>
-    <w:p>
+    <w:p>
+      <w:pPr>
+        <w:rPr>
+          <w:u w:val="single"/>
+        </w:rPr>
+      </w:pPr>
+      <w:r>
+        <w:rPr>
+          <w:u w:val="single"/>
+        </w:rPr>
+        <w:t>Forskjeller:</w:t>
+      </w:r>
+    </w:p>
+    <w:p>
+      <w:r>
+        <w:t xml:space="preserve">Den største forskjellen mellom min løsning og KI sin løsning er at jeg kaller </w:t>
+      </w:r>
       <w:proofErr w:type="spellStart"/>
-      <w:r>
-        <w:t>Programiz</w:t>
+      <w:proofErr w:type="gramStart"/>
+      <w:r>
+        <w:t>passwordgenerator</w:t>
       </w:r>
       <w:proofErr w:type="spellEnd"/>
       <w:r>
-        <w:t>. (</w:t>
+        <w:t>(</w:t>
+      </w:r>
+      <w:proofErr w:type="gramEnd"/>
+      <w:r>
+        <w:t xml:space="preserve">) </w:t>
       </w:r>
       <w:proofErr w:type="spellStart"/>
       <w:r>
-        <w:t>n.d</w:t>
+        <w:t>funskjonen</w:t>
       </w:r>
       <w:proofErr w:type="spellEnd"/>
       <w:r>
-        <w:t xml:space="preserve">.) </w:t>
-      </w:r>
-      <w:r>
+        <w:t xml:space="preserve"> direkte når man klikker på knappen for å </w:t>
+      </w:r>
+      <w:proofErr w:type="gramStart"/>
+      <w:r>
+        <w:t>generere</w:t>
+      </w:r>
+      <w:proofErr w:type="gramEnd"/>
+      <w:r>
+        <w:t xml:space="preserve"> passord mens KI har en egen funksjon </w:t>
+      </w:r>
+      <w:proofErr w:type="spellStart"/>
+      <w:proofErr w:type="gramStart"/>
+      <w:r>
+        <w:t>generate</w:t>
+      </w:r>
+      <w:proofErr w:type="spellEnd"/>
+      <w:r>
+        <w:t>(</w:t>
+      </w:r>
+      <w:proofErr w:type="gramEnd"/>
+      <w:r>
+        <w:t xml:space="preserve">) som henter verdiene og deretter kaller </w:t>
+      </w:r>
+      <w:proofErr w:type="spellStart"/>
+      <w:proofErr w:type="gramStart"/>
+      <w:r>
+        <w:t>passwordgenerator</w:t>
+      </w:r>
+      <w:proofErr w:type="spellEnd"/>
+      <w:r>
+        <w:t>(</w:t>
+      </w:r>
+      <w:proofErr w:type="gramEnd"/>
+      <w:r>
+        <w:t xml:space="preserve">) funksjonen. En annen viktig forskjell er at jeg ikke har brukt parameterne som er definert i funksjonen mens KI gjør dette. Jeg gjør alt inne i en </w:t>
+      </w:r>
+      <w:r>
+        <w:lastRenderedPageBreak/>
+        <w:t>funksjon (</w:t>
+      </w:r>
+      <w:proofErr w:type="spellStart"/>
+      <w:r>
+        <w:t>kalle</w:t>
+      </w:r>
+      <w:proofErr w:type="spellEnd"/>
+      <w:r>
+        <w:t xml:space="preserve"> på html-elementene osv.) mens KI har en egen funksjon </w:t>
+      </w:r>
+      <w:proofErr w:type="spellStart"/>
+      <w:proofErr w:type="gramStart"/>
+      <w:r>
+        <w:t>generate</w:t>
+      </w:r>
+      <w:proofErr w:type="spellEnd"/>
+      <w:r>
+        <w:t>(</w:t>
+      </w:r>
+      <w:proofErr w:type="gramEnd"/>
+      <w:r>
+        <w:t xml:space="preserve">) som gjør dette med selve passordgenereringen skjer i </w:t>
+      </w:r>
+      <w:proofErr w:type="spellStart"/>
+      <w:proofErr w:type="gramStart"/>
+      <w:r>
+        <w:t>passwordgenerator</w:t>
+      </w:r>
+      <w:proofErr w:type="spellEnd"/>
+      <w:r>
+        <w:t>(</w:t>
+      </w:r>
+      <w:proofErr w:type="gramEnd"/>
+      <w:r>
+        <w:t xml:space="preserve">) funksjonen. </w:t>
+      </w:r>
+    </w:p>
+    <w:p>
+      <w:r>
+        <w:t xml:space="preserve">En annen forskjell er at jeg ikke har en håndtering dersom brukeren ikke velger noen tegnsett, altså hvis verdien brukeren ønsker er null. </w:t>
+      </w:r>
+      <w:r>
+        <w:t>Da får jeg bare «</w:t>
+      </w:r>
+      <w:proofErr w:type="spellStart"/>
+      <w:r>
+        <w:t>undefined</w:t>
+      </w:r>
+      <w:proofErr w:type="spellEnd"/>
+      <w:r>
+        <w:t xml:space="preserve">». KI gir feilmelding om at brukeren må velge minst ett av alternativene. </w:t>
+      </w:r>
+    </w:p>
+    <w:p>
+      <w:pPr>
         <w:rPr>
-          <w:i/>
-          <w:iCs/>
+          <w:u w:val="single"/>
         </w:rPr>
-        <w:t xml:space="preserve">Javascript </w:t>
+      </w:pPr>
+      <w:r>
+        <w:rPr>
+          <w:u w:val="single"/>
+        </w:rPr>
+        <w:t>Hva kan jeg lære av KI-løsningen:</w:t>
+      </w:r>
+    </w:p>
+    <w:p>
+      <w:r>
+        <w:t xml:space="preserve">Det jeg lærte av KI funksjonen var egentlig hvordan jeg kunne bruke parameterne i </w:t>
       </w:r>
       <w:proofErr w:type="spellStart"/>
       <w:r>
+        <w:t>funskjonen</w:t>
+      </w:r>
+      <w:proofErr w:type="spellEnd"/>
+      <w:r>
+        <w:t xml:space="preserve"> i praksis siden jeg ikke helt visste hvordan jeg kunne bruke de for å løse oppgaven. </w:t>
+      </w:r>
+      <w:r>
+        <w:t xml:space="preserve">Da slipper jeg også å lage nye variabler for å kalle på html-elementene. Og da slipper jeg også å bli forvirret over hvilke variabelnavn jeg skal bruke når jeg skal f.eks. lage if-setningene. </w:t>
+      </w:r>
+    </w:p>
+    <w:p>
+      <w:pPr>
         <w:rPr>
-          <w:i/>
-          <w:iCs/>
+          <w:u w:val="single"/>
         </w:rPr>
-        <w:t>recursion</w:t>
+      </w:pPr>
+      <w:r>
+        <w:rPr>
+          <w:u w:val="single"/>
+        </w:rPr>
+        <w:t>Hvilken kode anser jeg som best:</w:t>
+      </w:r>
+    </w:p>
+    <w:p>
+      <w:r>
+        <w:t xml:space="preserve">Jeg anser KI sin kode som best med tanke på at den bruker parameterne i </w:t>
+      </w:r>
+      <w:proofErr w:type="spellStart"/>
+      <w:r>
+        <w:t>funskjonen</w:t>
       </w:r>
       <w:proofErr w:type="spellEnd"/>
       <w:r>
-        <w:rPr>
-          <w:i/>
-          <w:iCs/>
-        </w:rPr>
-        <w:t xml:space="preserve"> (</w:t>
+        <w:t xml:space="preserve"> (noe jeg ikke gjør selv om de er definert). KI </w:t>
+      </w:r>
+      <w:proofErr w:type="gramStart"/>
+      <w:r>
+        <w:t>generer</w:t>
+      </w:r>
+      <w:proofErr w:type="gramEnd"/>
+      <w:r>
+        <w:t xml:space="preserve"> heller ikke nye variabler og det gjør det mindre forvirrende. Men det er noe i AI sin kode som er litt ukjent for meg, blant annet måten if-setningene er skrevet. Det krevde litt ekstra </w:t>
       </w:r>
       <w:proofErr w:type="spellStart"/>
       <w:r>
-        <w:rPr>
-          <w:i/>
-          <w:iCs/>
-        </w:rPr>
-        <w:t>with</w:t>
+        <w:t>research</w:t>
       </w:r>
       <w:proofErr w:type="spellEnd"/>
       <w:r>
-        <w:rPr>
-          <w:i/>
-          <w:iCs/>
-        </w:rPr>
-        <w:t xml:space="preserve"> </w:t>
-      </w:r>
-      <w:proofErr w:type="spellStart"/>
-      <w:r>
-        <w:rPr>
-          <w:i/>
-          <w:iCs/>
-        </w:rPr>
-        <w:t>examples</w:t>
-      </w:r>
-      <w:proofErr w:type="spellEnd"/>
-      <w:r>
-        <w:rPr>
-          <w:i/>
-          <w:iCs/>
-        </w:rPr>
-        <w:t xml:space="preserve">). </w:t>
-      </w:r>
-      <w:r>
-        <w:t>Hentet 26.10.2025</w:t>
-      </w:r>
-      <w:r>
-        <w:t xml:space="preserve"> </w:t>
-      </w:r>
-      <w:hyperlink r:id="rId10" w:history="1">
-        <w:r>
-          <w:rPr>
-            <w:rStyle w:val="Hyperkobling"/>
-          </w:rPr>
-          <w:t>https://www.programiz</w:t>
-        </w:r>
-        <w:r>
-          <w:rPr>
-            <w:rStyle w:val="Hyperkobling"/>
-          </w:rPr>
-          <w:t>.</w:t>
-        </w:r>
-        <w:r>
-          <w:rPr>
-            <w:rStyle w:val="Hyperkobling"/>
-          </w:rPr>
-          <w:t>com/java</w:t>
-        </w:r>
-        <w:r>
-          <w:rPr>
-            <w:rStyle w:val="Hyperkobling"/>
-          </w:rPr>
-          <w:t>s</w:t>
-        </w:r>
-        <w:r>
-          <w:rPr>
-            <w:rStyle w:val="Hyperkobling"/>
-          </w:rPr>
-          <w:t>cript/recursion</w:t>
-        </w:r>
-      </w:hyperlink>
-    </w:p>
-    <w:p>
-      <w:r>
-        <w:t>Kode fra KI:</w:t>
-      </w:r>
-    </w:p>
-    <w:p>
-      <w:proofErr w:type="spellStart"/>
-      <w:r>
-        <w:t>OpenAI</w:t>
-      </w:r>
-      <w:proofErr w:type="spellEnd"/>
-      <w:r>
-        <w:t xml:space="preserve">. (2025) </w:t>
-      </w:r>
-      <w:r>
-        <w:rPr>
-          <w:i/>
-          <w:iCs/>
-        </w:rPr>
-        <w:t xml:space="preserve">Samtale med </w:t>
-      </w:r>
-      <w:proofErr w:type="spellStart"/>
-      <w:r>
-        <w:rPr>
-          <w:i/>
-          <w:iCs/>
-        </w:rPr>
-        <w:t>ChatGPT</w:t>
-      </w:r>
-      <w:proofErr w:type="spellEnd"/>
-      <w:r>
-        <w:rPr>
-          <w:i/>
-          <w:iCs/>
-        </w:rPr>
-        <w:t xml:space="preserve"> om rekursive funksjoner i JavaScript. </w:t>
-      </w:r>
-      <w:proofErr w:type="spellStart"/>
-      <w:r>
-        <w:t>ChatGPT</w:t>
-      </w:r>
-      <w:proofErr w:type="spellEnd"/>
-      <w:r>
-        <w:t>.</w:t>
-      </w:r>
-    </w:p>
-    <w:p>
-      <w:hyperlink r:id="rId11" w:history="1">
-        <w:r>
-          <w:rPr>
-            <w:rStyle w:val="Hyperkobling"/>
-          </w:rPr>
-          <w:t>https://chatgpt.com/sh</w:t>
-        </w:r>
-        <w:r>
-          <w:rPr>
-            <w:rStyle w:val="Hyperkobling"/>
-          </w:rPr>
-          <w:t>a</w:t>
-        </w:r>
-        <w:r>
-          <w:rPr>
-            <w:rStyle w:val="Hyperkobling"/>
-          </w:rPr>
-          <w:t>re/</w:t>
-        </w:r>
-        <w:r>
-          <w:rPr>
-            <w:rStyle w:val="Hyperkobling"/>
-          </w:rPr>
-          <w:t>6</w:t>
-        </w:r>
-        <w:r>
-          <w:rPr>
-            <w:rStyle w:val="Hyperkobling"/>
-          </w:rPr>
-          <w:t>9</w:t>
-        </w:r>
-        <w:r>
-          <w:rPr>
-            <w:rStyle w:val="Hyperkobling"/>
-          </w:rPr>
-          <w:t>0</w:t>
-        </w:r>
-        <w:r>
-          <w:rPr>
-            <w:rStyle w:val="Hyperkobling"/>
-          </w:rPr>
-          <w:t>3768a-a864-8009-98c4-a379aa009f58</w:t>
-        </w:r>
-      </w:hyperlink>
-    </w:p>
-    <w:p>
-      <w:r>
-        <w:t>W3Schools. (</w:t>
-      </w:r>
-      <w:proofErr w:type="spellStart"/>
-      <w:r>
-        <w:t>n.d</w:t>
-      </w:r>
-      <w:proofErr w:type="spellEnd"/>
-      <w:r>
-        <w:t xml:space="preserve">.) </w:t>
-      </w:r>
-      <w:r>
-        <w:rPr>
-          <w:i/>
-          <w:iCs/>
-        </w:rPr>
-        <w:t xml:space="preserve">How TO – Display </w:t>
-      </w:r>
-      <w:proofErr w:type="spellStart"/>
-      <w:r>
-        <w:rPr>
-          <w:i/>
-          <w:iCs/>
-        </w:rPr>
-        <w:t>Text</w:t>
-      </w:r>
-      <w:proofErr w:type="spellEnd"/>
-      <w:r>
-        <w:rPr>
-          <w:i/>
-          <w:iCs/>
-        </w:rPr>
-        <w:t xml:space="preserve"> </w:t>
-      </w:r>
-      <w:proofErr w:type="spellStart"/>
-      <w:r>
-        <w:rPr>
-          <w:i/>
-          <w:iCs/>
-        </w:rPr>
-        <w:t>when</w:t>
-      </w:r>
-      <w:proofErr w:type="spellEnd"/>
-      <w:r>
-        <w:rPr>
-          <w:i/>
-          <w:iCs/>
-        </w:rPr>
-        <w:t xml:space="preserve"> </w:t>
-      </w:r>
-      <w:proofErr w:type="spellStart"/>
-      <w:r>
-        <w:rPr>
-          <w:i/>
-          <w:iCs/>
-        </w:rPr>
-        <w:t>Checkbox</w:t>
-      </w:r>
-      <w:proofErr w:type="spellEnd"/>
-      <w:r>
-        <w:rPr>
-          <w:i/>
-          <w:iCs/>
-        </w:rPr>
-        <w:t xml:space="preserve"> is </w:t>
-      </w:r>
-      <w:proofErr w:type="spellStart"/>
-      <w:r>
-        <w:rPr>
-          <w:i/>
-          <w:iCs/>
-        </w:rPr>
-        <w:t>Checked</w:t>
-      </w:r>
-      <w:proofErr w:type="spellEnd"/>
-      <w:r>
-        <w:rPr>
-          <w:i/>
-          <w:iCs/>
-        </w:rPr>
-        <w:t>.</w:t>
-      </w:r>
-      <w:r>
-        <w:t xml:space="preserve"> Hentet 31. oktober 2025 fra </w:t>
-      </w:r>
-      <w:hyperlink r:id="rId12" w:history="1">
-        <w:r>
-          <w:rPr>
-            <w:rStyle w:val="Hyperkobling"/>
-          </w:rPr>
-          <w:t>https://www.w3schools.com/howto/howto_js_display_checkbox_text.asp</w:t>
-        </w:r>
-      </w:hyperlink>
-    </w:p>
-    <w:p>
-      <w:proofErr w:type="spellStart"/>
-      <w:r>
-        <w:t>GreatStack</w:t>
-      </w:r>
-      <w:proofErr w:type="spellEnd"/>
-      <w:r>
-        <w:t xml:space="preserve">. (20. april 2023.) </w:t>
-      </w:r>
-      <w:r>
-        <w:rPr>
-          <w:i/>
-          <w:iCs/>
-        </w:rPr>
-        <w:t xml:space="preserve">How To </w:t>
-      </w:r>
-      <w:proofErr w:type="spellStart"/>
-      <w:r>
-        <w:rPr>
-          <w:i/>
-          <w:iCs/>
-        </w:rPr>
-        <w:t>Generate</w:t>
-      </w:r>
-      <w:proofErr w:type="spellEnd"/>
-      <w:r>
-        <w:rPr>
-          <w:i/>
-          <w:iCs/>
-        </w:rPr>
-        <w:t xml:space="preserve"> a Random </w:t>
-      </w:r>
-      <w:proofErr w:type="spellStart"/>
-      <w:r>
-        <w:rPr>
-          <w:i/>
-          <w:iCs/>
-        </w:rPr>
-        <w:t>Password</w:t>
-      </w:r>
-      <w:proofErr w:type="spellEnd"/>
-      <w:r>
-        <w:rPr>
-          <w:i/>
-          <w:iCs/>
-        </w:rPr>
-        <w:t xml:space="preserve"> Using JavaScript | </w:t>
-      </w:r>
-      <w:proofErr w:type="spellStart"/>
-      <w:r>
-        <w:rPr>
-          <w:i/>
-          <w:iCs/>
-        </w:rPr>
-        <w:t>Password</w:t>
-      </w:r>
-      <w:proofErr w:type="spellEnd"/>
-      <w:r>
-        <w:rPr>
-          <w:i/>
-          <w:iCs/>
-        </w:rPr>
-        <w:t xml:space="preserve"> Generator Javascript Project</w:t>
-      </w:r>
-      <w:r>
-        <w:t xml:space="preserve"> [Video] </w:t>
-      </w:r>
-      <w:proofErr w:type="spellStart"/>
-      <w:r>
-        <w:t>Youtube</w:t>
-      </w:r>
-      <w:proofErr w:type="spellEnd"/>
-      <w:r>
-        <w:t xml:space="preserve">. </w:t>
-      </w:r>
-      <w:hyperlink r:id="rId13" w:history="1">
-        <w:r>
-          <w:rPr>
-            <w:rStyle w:val="Hyperkobling"/>
-          </w:rPr>
-          <w:t>https://www.youtube.com/watch?v=Xrsb9SiF3a8</w:t>
-        </w:r>
-      </w:hyperlink>
-    </w:p>
-    <w:p>
-      <w:proofErr w:type="spellStart"/>
-      <w:r>
-        <w:t>Webtricks</w:t>
-      </w:r>
-      <w:proofErr w:type="spellEnd"/>
-      <w:r>
-        <w:t>:</w:t>
-      </w:r>
-    </w:p>
-    <w:p>
-      <w:hyperlink r:id="rId14" w:history="1">
-        <w:r>
-          <w:rPr>
-            <w:rStyle w:val="Hyperkobling"/>
-          </w:rPr>
-          <w:t>https://lms.webtricks.blog/kurs/innforing-i-programmering/8-brukerinput/bruke-verdier-fra-skjemafelter#h17dd1e933814</w:t>
-        </w:r>
-      </w:hyperlink>
-    </w:p>
-    <w:p/>
+        <w:t xml:space="preserve"> for å forstå hva/hvordan if-setningen KI </w:t>
+      </w:r>
+      <w:proofErr w:type="gramStart"/>
+      <w:r>
+        <w:t>genererte</w:t>
+      </w:r>
+      <w:proofErr w:type="gramEnd"/>
+      <w:r>
+        <w:t xml:space="preserve"> fungerte. </w:t>
+      </w:r>
+    </w:p>
     <w:sdt>
       <w:sdtPr>
-        <w:id w:val="533546220"/>
+        <w:id w:val="870182262"/>
         <w:docPartObj>
           <w:docPartGallery w:val="Bibliographies"/>
           <w:docPartUnique/>
         </w:docPartObj>
       </w:sdtPr>
+      <w:sdtEndPr>
+        <w:rPr>
+          <w:rFonts w:asciiTheme="minorHAnsi" w:eastAsiaTheme="minorHAnsi" w:hAnsiTheme="minorHAnsi" w:cstheme="minorBidi"/>
+          <w:color w:val="auto"/>
+          <w:sz w:val="24"/>
+          <w:szCs w:val="24"/>
+        </w:rPr>
+      </w:sdtEndPr>
       <w:sdtContent>
         <w:p>
           <w:pPr>
             <w:pStyle w:val="Overskrift1"/>
+            <w:rPr>
+              <w:lang w:val="en-US"/>
+            </w:rPr>
           </w:pPr>
+          <w:proofErr w:type="spellStart"/>
+          <w:r>
+            <w:rPr>
+              <w:lang w:val="en-US"/>
+            </w:rPr>
+            <w:t>Referanser</w:t>
+          </w:r>
+          <w:proofErr w:type="spellEnd"/>
         </w:p>
+        <w:sdt>
+          <w:sdtPr>
+            <w:id w:val="-573587230"/>
+            <w:bibliography/>
+          </w:sdtPr>
+          <w:sdtContent>
+            <w:p>
+              <w:pPr>
+                <w:pStyle w:val="Bibliografi"/>
+                <w:ind w:left="720" w:hanging="720"/>
+                <w:rPr>
+                  <w:noProof/>
+                  <w:kern w:val="0"/>
+                  <w:lang w:val="en-US"/>
+                  <w14:ligatures w14:val="none"/>
+                </w:rPr>
+              </w:pPr>
+              <w:r>
+                <w:fldChar w:fldCharType="begin"/>
+              </w:r>
+              <w:r>
+                <w:rPr>
+                  <w:lang w:val="en-US"/>
+                </w:rPr>
+                <w:instrText>BIBLIOGRAPHY</w:instrText>
+              </w:r>
+              <w:r>
+                <w:fldChar w:fldCharType="separate"/>
+              </w:r>
+              <w:r>
+                <w:rPr>
+                  <w:noProof/>
+                  <w:lang w:val="en-US"/>
+                </w:rPr>
+                <w:t xml:space="preserve">ChatGPT. (2025, november 8). </w:t>
+              </w:r>
+              <w:r>
+                <w:rPr>
+                  <w:i/>
+                  <w:iCs/>
+                  <w:noProof/>
+                  <w:lang w:val="en-US"/>
+                </w:rPr>
+                <w:t>Passordgenerator med JavaScript</w:t>
+              </w:r>
+              <w:r>
+                <w:rPr>
+                  <w:noProof/>
+                  <w:lang w:val="en-US"/>
+                </w:rPr>
+                <w:t>. Hentet fra ChatGPT: https://chatgpt.com/share/690f0017-8404-8009-90e6-fe83669a22d2</w:t>
+              </w:r>
+            </w:p>
+            <w:p>
+              <w:pPr>
+                <w:pStyle w:val="Bibliografi"/>
+                <w:ind w:left="720" w:hanging="720"/>
+                <w:rPr>
+                  <w:noProof/>
+                </w:rPr>
+              </w:pPr>
+              <w:r>
+                <w:rPr>
+                  <w:noProof/>
+                  <w:lang w:val="en-US"/>
+                </w:rPr>
+                <w:t xml:space="preserve">GreatStack. (2023, april 20). </w:t>
+              </w:r>
+              <w:r>
+                <w:rPr>
+                  <w:i/>
+                  <w:iCs/>
+                  <w:noProof/>
+                  <w:lang w:val="en-US"/>
+                </w:rPr>
+                <w:t>How To Generate a Random Password Using JavaScript | Password Generator JavaScript Project</w:t>
+              </w:r>
+              <w:r>
+                <w:rPr>
+                  <w:noProof/>
+                  <w:lang w:val="en-US"/>
+                </w:rPr>
+                <w:t xml:space="preserve">. </w:t>
+              </w:r>
+              <w:r>
+                <w:rPr>
+                  <w:noProof/>
+                </w:rPr>
+                <w:t>Hentet fra YouTube: https://www.youtube.com/watch?v=Xrsb9SiF3a8</w:t>
+              </w:r>
+            </w:p>
+            <w:p>
+              <w:pPr>
+                <w:pStyle w:val="Bibliografi"/>
+                <w:ind w:left="720" w:hanging="720"/>
+                <w:rPr>
+                  <w:noProof/>
+                </w:rPr>
+              </w:pPr>
+              <w:r>
+                <w:rPr>
+                  <w:noProof/>
+                </w:rPr>
+                <w:t xml:space="preserve">OpenAI. (2025). </w:t>
+              </w:r>
+              <w:r>
+                <w:rPr>
+                  <w:i/>
+                  <w:iCs/>
+                  <w:noProof/>
+                </w:rPr>
+                <w:t>Samtale med ChatGPT om rekursive funksjoner i JavaScript</w:t>
+              </w:r>
+              <w:r>
+                <w:rPr>
+                  <w:noProof/>
+                </w:rPr>
+                <w:t>. Hentet fra ChatGPT: https://chatgpt.com/share/6903768a-a864-8009-98c4-a379aa009f58</w:t>
+              </w:r>
+            </w:p>
+            <w:p>
+              <w:pPr>
+                <w:pStyle w:val="Bibliografi"/>
+                <w:ind w:left="720" w:hanging="720"/>
+                <w:rPr>
+                  <w:noProof/>
+                </w:rPr>
+              </w:pPr>
+              <w:r>
+                <w:rPr>
+                  <w:noProof/>
+                  <w:lang w:val="en-US"/>
+                </w:rPr>
+                <w:t xml:space="preserve">Programiz.com. (2025, oktober 31). </w:t>
+              </w:r>
+              <w:r>
+                <w:rPr>
+                  <w:i/>
+                  <w:iCs/>
+                  <w:noProof/>
+                  <w:lang w:val="en-US"/>
+                </w:rPr>
+                <w:t>JavaScript Recursion</w:t>
+              </w:r>
+              <w:r>
+                <w:rPr>
+                  <w:noProof/>
+                  <w:lang w:val="en-US"/>
+                </w:rPr>
+                <w:t xml:space="preserve">. </w:t>
+              </w:r>
+              <w:r>
+                <w:rPr>
+                  <w:noProof/>
+                </w:rPr>
+                <w:t>Hentet fra Programiz.com: https://www.programiz.com/javascript/recursion</w:t>
+              </w:r>
+            </w:p>
+            <w:p>
+              <w:pPr>
+                <w:pStyle w:val="Bibliografi"/>
+                <w:ind w:left="720" w:hanging="720"/>
+                <w:rPr>
+                  <w:noProof/>
+                </w:rPr>
+              </w:pPr>
+              <w:r>
+                <w:rPr>
+                  <w:noProof/>
+                  <w:lang w:val="en-US"/>
+                </w:rPr>
+                <w:t xml:space="preserve">W3Schools.com. (2025, oktober 31). </w:t>
+              </w:r>
+              <w:r>
+                <w:rPr>
+                  <w:i/>
+                  <w:iCs/>
+                  <w:noProof/>
+                  <w:lang w:val="en-US"/>
+                </w:rPr>
+                <w:t>How TO - Display Text when Checkbox is Checked</w:t>
+              </w:r>
+              <w:r>
+                <w:rPr>
+                  <w:noProof/>
+                  <w:lang w:val="en-US"/>
+                </w:rPr>
+                <w:t xml:space="preserve">. </w:t>
+              </w:r>
+              <w:r>
+                <w:rPr>
+                  <w:noProof/>
+                </w:rPr>
+                <w:t>Hentet fra W3Schools: https://www.w3schools.com/howto/howto_js_display_checkbox_text.asp</w:t>
+              </w:r>
+            </w:p>
+            <w:p>
+              <w:pPr>
+                <w:pStyle w:val="Bibliografi"/>
+                <w:ind w:left="720" w:hanging="720"/>
+                <w:rPr>
+                  <w:noProof/>
+                </w:rPr>
+              </w:pPr>
+              <w:r>
+                <w:rPr>
+                  <w:noProof/>
+                </w:rPr>
+                <w:t xml:space="preserve">Webtricks LMS. (2025, oktober 31). </w:t>
+              </w:r>
+              <w:r>
+                <w:rPr>
+                  <w:i/>
+                  <w:iCs/>
+                  <w:noProof/>
+                </w:rPr>
+                <w:t>Bruke verdier fra skjemafelter</w:t>
+              </w:r>
+              <w:r>
+                <w:rPr>
+                  <w:noProof/>
+                </w:rPr>
+                <w:t>. Hentet fra Webtricks LMS: https://lms.webtricks.blog/kurs/innforing-i-programmering/8-brukerinput/bruke-verdier-fra-skjemafelter#h17dd1e933814</w:t>
+              </w:r>
+            </w:p>
+            <w:p>
+              <w:r>
+                <w:rPr>
+                  <w:b/>
+                  <w:bCs/>
+                </w:rPr>
+                <w:fldChar w:fldCharType="end"/>
+              </w:r>
+            </w:p>
+          </w:sdtContent>
+        </w:sdt>
       </w:sdtContent>
     </w:sdt>
     <w:sectPr>
-      <w:headerReference w:type="default" r:id="rId15"/>
+      <w:headerReference w:type="default" r:id="rId11"/>
+      <w:footerReference w:type="default" r:id="rId12"/>
       <w:pgSz w:w="11906" w:h="16838"/>
       <w:pgMar w:top="1417" w:right="1417" w:bottom="1417" w:left="1417" w:header="708" w:footer="708" w:gutter="0"/>
       <w:cols w:space="708"/>
@@ -1109,6 +1339,48 @@
     </w:p>
   </w:endnote>
 </w:endnotes>
+</file>
+
+<file path=word/footer1.xml><?xml version="1.0" encoding="utf-8"?>
+<w:ftr xmlns:wpc="http://schemas.microsoft.com/office/word/2010/wordprocessingCanvas" xmlns:cx="http://schemas.microsoft.com/office/drawing/2014/chartex" xmlns:cx1="http://schemas.microsoft.com/office/drawing/2015/9/8/chartex" xmlns:cx2="http://schemas.microsoft.com/office/drawing/2015/10/21/chartex" xmlns:cx3="http://schemas.microsoft.com/office/drawing/2016/5/9/chartex" xmlns:cx4="http://schemas.microsoft.com/office/drawing/2016/5/10/chartex" xmlns:cx5="http://schemas.microsoft.com/office/drawing/2016/5/11/chartex" xmlns:cx6="http://schemas.microsoft.com/office/drawing/2016/5/12/chartex" xmlns:cx7="http://schemas.microsoft.com/office/drawing/2016/5/13/chartex" xmlns:cx8="http://schemas.microsoft.com/office/drawing/2016/5/14/chartex" xmlns:mc="http://schemas.openxmlformats.org/markup-compatibility/2006" xmlns:aink="http://schemas.microsoft.com/office/drawing/2016/ink" xmlns:am3d="http://schemas.microsoft.com/office/drawing/2017/model3d" xmlns:o="urn:schemas-microsoft-com:office:office" xmlns:oel="http://schemas.microsoft.com/office/2019/extlst" xmlns:r="http://schemas.openxmlformats.org/officeDocument/2006/relationships" xmlns:m="http://schemas.openxmlformats.org/officeDocument/2006/math" xmlns:v="urn:schemas-microsoft-com:vml" xmlns:wp14="http://schemas.microsoft.com/office/word/2010/wordprocessingDrawing" xmlns:wp="http://schemas.openxmlformats.org/drawingml/2006/wordprocessingDrawing" xmlns:w10="urn:schemas-microsoft-com:office:word" xmlns:w="http://schemas.openxmlformats.org/wordprocessingml/2006/main" xmlns:w14="http://schemas.microsoft.com/office/word/2010/wordml" xmlns:w15="http://schemas.microsoft.com/office/word/2012/wordml" xmlns:w16cex="http://schemas.microsoft.com/office/word/2018/wordml/cex" xmlns:w16cid="http://schemas.microsoft.com/office/word/2016/wordml/cid" xmlns:w16="http://schemas.microsoft.com/office/word/2018/wordml" xmlns:w16du="http://schemas.microsoft.com/office/word/2023/wordml/word16du" xmlns:w16sdtdh="http://schemas.microsoft.com/office/word/2020/wordml/sdtdatahash" xmlns:w16sdtfl="http://schemas.microsoft.com/office/word/2024/wordml/sdtformatlock" xmlns:w16se="http://schemas.microsoft.com/office/word/2015/wordml/symex" xmlns:wpg="http://schemas.microsoft.com/office/word/2010/wordprocessingGroup" xmlns:wpi="http://schemas.microsoft.com/office/word/2010/wordprocessingInk" xmlns:wne="http://schemas.microsoft.com/office/word/2006/wordml" xmlns:wps="http://schemas.microsoft.com/office/word/2010/wordprocessingShape" mc:Ignorable="w14 w15 w16se w16cid w16 w16cex w16sdtdh w16sdtfl w16du wp14">
+  <w:sdt>
+    <w:sdtPr>
+      <w:id w:val="533314042"/>
+      <w:docPartObj>
+        <w:docPartGallery w:val="Page Numbers (Bottom of Page)"/>
+        <w:docPartUnique/>
+      </w:docPartObj>
+    </w:sdtPr>
+    <w:sdtContent>
+      <w:p>
+        <w:pPr>
+          <w:pStyle w:val="Bunntekst"/>
+          <w:jc w:val="right"/>
+        </w:pPr>
+        <w:r>
+          <w:fldChar w:fldCharType="begin"/>
+        </w:r>
+        <w:r>
+          <w:instrText>PAGE   \* MERGEFORMAT</w:instrText>
+        </w:r>
+        <w:r>
+          <w:fldChar w:fldCharType="separate"/>
+        </w:r>
+        <w:r>
+          <w:t>2</w:t>
+        </w:r>
+        <w:r>
+          <w:fldChar w:fldCharType="end"/>
+        </w:r>
+      </w:p>
+    </w:sdtContent>
+  </w:sdt>
+  <w:p>
+    <w:pPr>
+      <w:pStyle w:val="Bunntekst"/>
+    </w:pPr>
+  </w:p>
+</w:ftr>
 </file>
 
 <file path=word/footnotes.xml><?xml version="1.0" encoding="utf-8"?>
@@ -2646,7 +2918,7 @@
     <b:Month>oktober</b:Month>
     <b:Day>31</b:Day>
     <b:URL>https://www.programiz.com/javascript/recursion</b:URL>
-    <b:RefOrder>5</b:RefOrder>
+    <b:RefOrder>6</b:RefOrder>
   </b:Source>
   <b:Source>
     <b:Tag>Sin25</b:Tag>
@@ -2667,11 +2939,28 @@
     <b:URL>https://chatgpt.com/share/6903768a-a864-8009-98c4-a379aa009f58</b:URL>
     <b:RefOrder>1</b:RefOrder>
   </b:Source>
+  <b:Source>
+    <b:Tag>Cha25</b:Tag>
+    <b:SourceType>InternetSite</b:SourceType>
+    <b:Guid>{23FAA624-D237-4F15-97CA-1AEFBCDECCAE}</b:Guid>
+    <b:Author>
+      <b:Author>
+        <b:Corporate>ChatGPT</b:Corporate>
+      </b:Author>
+    </b:Author>
+    <b:Title>Passordgenerator med JavaScript</b:Title>
+    <b:InternetSiteTitle>ChatGPT</b:InternetSiteTitle>
+    <b:Year>2025</b:Year>
+    <b:Month>november</b:Month>
+    <b:Day>8</b:Day>
+    <b:URL>https://chatgpt.com/share/690f0017-8404-8009-90e6-fe83669a22d2</b:URL>
+    <b:RefOrder>5</b:RefOrder>
+  </b:Source>
 </b:Sources>
 </file>
 
 <file path=customXml/itemProps1.xml><?xml version="1.0" encoding="utf-8"?>
-<ds:datastoreItem xmlns:ds="http://schemas.openxmlformats.org/officeDocument/2006/customXml" ds:itemID="{AC4897EB-3E94-448D-94F2-01F8C437FC1B}">
+<ds:datastoreItem xmlns:ds="http://schemas.openxmlformats.org/officeDocument/2006/customXml" ds:itemID="{A951D3A0-F5A2-44F9-B38A-5FBC55BB65BA}">
   <ds:schemaRefs>
     <ds:schemaRef ds:uri="http://schemas.openxmlformats.org/officeDocument/2006/bibliography"/>
   </ds:schemaRefs>
